--- a/worksheets/W5_W6選書登記卡_兩張版.docx
+++ b/worksheets/W5_W6選書登記卡_兩張版.docx
@@ -10,7 +10,7 @@
       </w:pPr>
       <w:r>
         <w:rPr>
-          <w:rFonts w:ascii="Heiti TC" w:hAnsi="Heiti TC" w:eastAsia="Heiti TC"/>
+          <w:rFonts w:ascii="Arial Unicode MS" w:hAnsi="Arial Unicode MS" w:eastAsia="Arial Unicode MS"/>
           <w:b/>
           <w:i w:val="0"/>
           <w:color w:val="1D4ED8"/>
@@ -27,13 +27,13 @@
       </w:pPr>
       <w:r>
         <w:rPr>
-          <w:rFonts w:ascii="Heiti TC" w:hAnsi="Heiti TC" w:eastAsia="Heiti TC"/>
+          <w:rFonts w:ascii="Arial Unicode MS" w:hAnsi="Arial Unicode MS" w:eastAsia="Arial Unicode MS"/>
           <w:b w:val="0"/>
           <w:i w:val="0"/>
           <w:color w:val="5B6573"/>
           <w:sz w:val="18"/>
         </w:rPr>
-        <w:t>目的：先確認書取得得到、角色場景找得回來、問題能回原文查證。不是評文學品味。</w:t>
+        <w:t>目的：先確認書取得得到、角色場景找得回來、有具體問題，回答後能回原文找根據或缺口。不是評文學品味。</w:t>
       </w:r>
     </w:p>
     <w:p>
@@ -44,7 +44,7 @@
       </w:pPr>
       <w:r>
         <w:rPr>
-          <w:rFonts w:ascii="Heiti TC" w:hAnsi="Heiti TC" w:eastAsia="Heiti TC"/>
+          <w:rFonts w:ascii="Arial Unicode MS" w:hAnsi="Arial Unicode MS" w:eastAsia="Arial Unicode MS"/>
           <w:b w:val="0"/>
           <w:i w:val="0"/>
           <w:color w:val="1A2340"/>
@@ -61,7 +61,7 @@
       </w:pPr>
       <w:r>
         <w:rPr>
-          <w:rFonts w:ascii="Heiti TC" w:hAnsi="Heiti TC" w:eastAsia="Heiti TC"/>
+          <w:rFonts w:ascii="Arial Unicode MS" w:hAnsi="Arial Unicode MS" w:eastAsia="Arial Unicode MS"/>
           <w:b w:val="0"/>
           <w:i w:val="0"/>
           <w:color w:val="1A2340"/>
@@ -78,7 +78,7 @@
       </w:pPr>
       <w:r>
         <w:rPr>
-          <w:rFonts w:ascii="Heiti TC" w:hAnsi="Heiti TC" w:eastAsia="Heiti TC"/>
+          <w:rFonts w:ascii="Arial Unicode MS" w:hAnsi="Arial Unicode MS" w:eastAsia="Arial Unicode MS"/>
           <w:b w:val="0"/>
           <w:i w:val="0"/>
           <w:color w:val="1A2340"/>
@@ -95,7 +95,7 @@
       </w:pPr>
       <w:r>
         <w:rPr>
-          <w:rFonts w:ascii="Heiti TC" w:hAnsi="Heiti TC" w:eastAsia="Heiti TC"/>
+          <w:rFonts w:ascii="Arial Unicode MS" w:hAnsi="Arial Unicode MS" w:eastAsia="Arial Unicode MS"/>
           <w:b w:val="0"/>
           <w:i w:val="0"/>
           <w:color w:val="1A2340"/>
@@ -112,7 +112,7 @@
       </w:pPr>
       <w:r>
         <w:rPr>
-          <w:rFonts w:ascii="Heiti TC" w:hAnsi="Heiti TC" w:eastAsia="Heiti TC"/>
+          <w:rFonts w:ascii="Arial Unicode MS" w:hAnsi="Arial Unicode MS" w:eastAsia="Arial Unicode MS"/>
           <w:b/>
           <w:i w:val="0"/>
           <w:color w:val="1A2340"/>
@@ -201,13 +201,13 @@
       </w:pPr>
       <w:r>
         <w:rPr>
-          <w:rFonts w:ascii="Heiti TC" w:hAnsi="Heiti TC" w:eastAsia="Heiti TC"/>
+          <w:rFonts w:ascii="Arial Unicode MS" w:hAnsi="Arial Unicode MS" w:eastAsia="Arial Unicode MS"/>
           <w:b w:val="0"/>
           <w:i w:val="0"/>
           <w:color w:val="1A2340"/>
           <w:sz w:val="22"/>
         </w:rPr>
-        <w:t>取得方式：□ 自有　□ 圖書館已確認　□ 班級書櫃　□ 需要教師協助</w:t>
+        <w:t>帶到 W6：這張卡＋書。取得方式：□ 自有　□ 圖書館已確認　□ 班級書櫃　□ 需要教師協助</w:t>
       </w:r>
     </w:p>
     <w:p>
@@ -218,7 +218,7 @@
       </w:pPr>
       <w:r>
         <w:rPr>
-          <w:rFonts w:ascii="Heiti TC" w:hAnsi="Heiti TC" w:eastAsia="Heiti TC"/>
+          <w:rFonts w:ascii="Arial Unicode MS" w:hAnsi="Arial Unicode MS" w:eastAsia="Arial Unicode MS"/>
           <w:b/>
           <w:i w:val="0"/>
           <w:color w:val="1D4ED8"/>
@@ -236,7 +236,7 @@
       </w:pPr>
       <w:r>
         <w:rPr>
-          <w:rFonts w:ascii="Heiti TC" w:hAnsi="Heiti TC" w:eastAsia="Heiti TC"/>
+          <w:rFonts w:ascii="Arial Unicode MS" w:hAnsi="Arial Unicode MS" w:eastAsia="Arial Unicode MS"/>
           <w:b/>
           <w:i w:val="0"/>
           <w:color w:val="7B8491"/>
@@ -253,7 +253,7 @@
       </w:pPr>
       <w:r>
         <w:rPr>
-          <w:rFonts w:ascii="Heiti TC" w:hAnsi="Heiti TC" w:eastAsia="Heiti TC"/>
+          <w:rFonts w:ascii="Arial Unicode MS" w:hAnsi="Arial Unicode MS" w:eastAsia="Arial Unicode MS"/>
           <w:b/>
           <w:i w:val="0"/>
           <w:color w:val="1D4ED8"/>
@@ -270,13 +270,13 @@
       </w:pPr>
       <w:r>
         <w:rPr>
-          <w:rFonts w:ascii="Heiti TC" w:hAnsi="Heiti TC" w:eastAsia="Heiti TC"/>
+          <w:rFonts w:ascii="Arial Unicode MS" w:hAnsi="Arial Unicode MS" w:eastAsia="Arial Unicode MS"/>
           <w:b w:val="0"/>
           <w:i w:val="0"/>
           <w:color w:val="5B6573"/>
           <w:sz w:val="18"/>
         </w:rPr>
-        <w:t>目的：先確認書取得得到、角色場景找得回來、問題能回原文查證。不是評文學品味。</w:t>
+        <w:t>目的：先確認書取得得到、角色場景找得回來、有具體問題，回答後能回原文找根據或缺口。不是評文學品味。</w:t>
       </w:r>
     </w:p>
     <w:p>
@@ -287,7 +287,7 @@
       </w:pPr>
       <w:r>
         <w:rPr>
-          <w:rFonts w:ascii="Heiti TC" w:hAnsi="Heiti TC" w:eastAsia="Heiti TC"/>
+          <w:rFonts w:ascii="Arial Unicode MS" w:hAnsi="Arial Unicode MS" w:eastAsia="Arial Unicode MS"/>
           <w:b w:val="0"/>
           <w:i w:val="0"/>
           <w:color w:val="1A2340"/>
@@ -304,7 +304,7 @@
       </w:pPr>
       <w:r>
         <w:rPr>
-          <w:rFonts w:ascii="Heiti TC" w:hAnsi="Heiti TC" w:eastAsia="Heiti TC"/>
+          <w:rFonts w:ascii="Arial Unicode MS" w:hAnsi="Arial Unicode MS" w:eastAsia="Arial Unicode MS"/>
           <w:b w:val="0"/>
           <w:i w:val="0"/>
           <w:color w:val="1A2340"/>
@@ -321,7 +321,7 @@
       </w:pPr>
       <w:r>
         <w:rPr>
-          <w:rFonts w:ascii="Heiti TC" w:hAnsi="Heiti TC" w:eastAsia="Heiti TC"/>
+          <w:rFonts w:ascii="Arial Unicode MS" w:hAnsi="Arial Unicode MS" w:eastAsia="Arial Unicode MS"/>
           <w:b w:val="0"/>
           <w:i w:val="0"/>
           <w:color w:val="1A2340"/>
@@ -338,7 +338,7 @@
       </w:pPr>
       <w:r>
         <w:rPr>
-          <w:rFonts w:ascii="Heiti TC" w:hAnsi="Heiti TC" w:eastAsia="Heiti TC"/>
+          <w:rFonts w:ascii="Arial Unicode MS" w:hAnsi="Arial Unicode MS" w:eastAsia="Arial Unicode MS"/>
           <w:b w:val="0"/>
           <w:i w:val="0"/>
           <w:color w:val="1A2340"/>
@@ -355,7 +355,7 @@
       </w:pPr>
       <w:r>
         <w:rPr>
-          <w:rFonts w:ascii="Heiti TC" w:hAnsi="Heiti TC" w:eastAsia="Heiti TC"/>
+          <w:rFonts w:ascii="Arial Unicode MS" w:hAnsi="Arial Unicode MS" w:eastAsia="Arial Unicode MS"/>
           <w:b/>
           <w:i w:val="0"/>
           <w:color w:val="1A2340"/>
@@ -444,13 +444,13 @@
       </w:pPr>
       <w:r>
         <w:rPr>
-          <w:rFonts w:ascii="Heiti TC" w:hAnsi="Heiti TC" w:eastAsia="Heiti TC"/>
+          <w:rFonts w:ascii="Arial Unicode MS" w:hAnsi="Arial Unicode MS" w:eastAsia="Arial Unicode MS"/>
           <w:b w:val="0"/>
           <w:i w:val="0"/>
           <w:color w:val="1A2340"/>
           <w:sz w:val="22"/>
         </w:rPr>
-        <w:t>取得方式：□ 自有　□ 圖書館已確認　□ 班級書櫃　□ 需要教師協助</w:t>
+        <w:t>帶到 W6：這張卡＋書。取得方式：□ 自有　□ 圖書館已確認　□ 班級書櫃　□ 需要教師協助</w:t>
       </w:r>
     </w:p>
     <w:p>
@@ -461,7 +461,7 @@
       </w:pPr>
       <w:r>
         <w:rPr>
-          <w:rFonts w:ascii="Heiti TC" w:hAnsi="Heiti TC" w:eastAsia="Heiti TC"/>
+          <w:rFonts w:ascii="Arial Unicode MS" w:hAnsi="Arial Unicode MS" w:eastAsia="Arial Unicode MS"/>
           <w:b/>
           <w:i w:val="0"/>
           <w:color w:val="1D4ED8"/>
@@ -492,7 +492,7 @@
     </w:pPr>
     <w:r>
       <w:rPr>
-        <w:rFonts w:ascii="Heiti TC" w:hAnsi="Heiti TC" w:eastAsia="Heiti TC"/>
+        <w:rFonts w:ascii="Arial Unicode MS" w:hAnsi="Arial Unicode MS" w:eastAsia="Arial Unicode MS"/>
         <w:b w:val="0"/>
         <w:i w:val="0"/>
         <w:color w:val="7B8491"/>
@@ -892,7 +892,7 @@
       <w:spacing w:after="100" w:line="293" w:lineRule="auto"/>
     </w:pPr>
     <w:rPr>
-      <w:rFonts w:ascii="Heiti TC" w:hAnsi="Heiti TC" w:eastAsia="Heiti TC"/>
+      <w:rFonts w:ascii="Arial Unicode MS" w:hAnsi="Arial Unicode MS" w:eastAsia="Arial Unicode MS"/>
       <w:color w:val="1A2340"/>
       <w:sz w:val="22"/>
     </w:rPr>
